--- a/dist/CODS/_internal/templates/รายงานกระบวนพิจารณา.docx
+++ b/dist/CODS/_internal/templates/รายงานกระบวนพิจารณา.docx
@@ -1,6 +1,6 @@
 
 <file path=word/document.xml><?xml version="1.0" encoding="utf-8"?>
-<w:document xmlns:cx="http://schemas.microsoft.com/office/drawing/2014/chartex" xmlns:cx1="http://schemas.microsoft.com/office/drawing/2015/9/8/chartex" xmlns:cx2="http://schemas.microsoft.com/office/drawing/2015/10/21/chartex" xmlns:cx3="http://schemas.microsoft.com/office/drawing/2016/5/9/chartex" xmlns:cx4="http://schemas.microsoft.com/office/drawing/2016/5/10/chartex" xmlns:cx5="http://schemas.microsoft.com/office/drawing/2016/5/11/chartex" xmlns:cx6="http://schemas.microsoft.com/office/drawing/2016/5/12/chartex" xmlns:cx7="http://schemas.microsoft.com/office/drawing/2016/5/13/chartex" xmlns:cx8="http://schemas.microsoft.com/office/drawing/2016/5/14/chartex" xmlns:mc="http://schemas.openxmlformats.org/markup-compatibility/2006" xmlns:aink="http://schemas.microsoft.com/office/drawing/2016/ink" xmlns:am3d="http://schemas.microsoft.com/office/drawing/2017/model3d" xmlns:o="urn:schemas-microsoft-com:office:office" xmlns:oel="http://schemas.microsoft.com/office/2019/extlst" xmlns:r="http://purl.oclc.org/ooxml/officeDocument/relationships" xmlns:m="http://purl.oclc.org/ooxml/officeDocument/math" xmlns:v="urn:schemas-microsoft-com:vml" xmlns:wp14="http://schemas.microsoft.com/office/word/2010/wordprocessingDrawing" xmlns:wp="http://purl.oclc.org/ooxml/drawingml/wordprocessingDrawing" xmlns:w10="urn:schemas-microsoft-com:office:word" xmlns:w="http://schemas.openxmlformats.org/wordprocessingml/2006/main" xmlns:w14="http://schemas.microsoft.com/office/word/2010/wordml" xmlns:w15="http://schemas.microsoft.com/office/word/2012/wordml" xmlns:w16cex="http://schemas.microsoft.com/office/word/2018/wordml/cex" xmlns:w16cid="http://schemas.microsoft.com/office/word/2016/wordml/cid" xmlns:w16="http://schemas.microsoft.com/office/word/2018/wordml" xmlns:w16du="http://schemas.microsoft.com/office/word/2023/wordml/word16du" xmlns:w16sdtdh="http://schemas.microsoft.com/office/word/2020/wordml/sdtdatahash" xmlns:w16sdtfl="http://schemas.microsoft.com/office/word/2024/wordml/sdtformatlock" xmlns:w16se="http://schemas.microsoft.com/office/word/2015/wordml/symex" xmlns:wpi="http://schemas.microsoft.com/office/word/2010/wordprocessingInk" xmlns:wne="http://schemas.microsoft.com/office/word/2006/wordml" mc:Ignorable="w14 w15 w16se w16cid w16 w16cex w16sdtdh w16sdtfl w16du wne wp14" w:conformance="strict">
+<w:document xmlns:cx="http://schemas.microsoft.com/office/drawing/2014/chartex" xmlns:cx1="http://schemas.microsoft.com/office/drawing/2015/9/8/chartex" xmlns:cx2="http://schemas.microsoft.com/office/drawing/2015/10/21/chartex" xmlns:cx3="http://schemas.microsoft.com/office/drawing/2016/5/9/chartex" xmlns:cx4="http://schemas.microsoft.com/office/drawing/2016/5/10/chartex" xmlns:cx5="http://schemas.microsoft.com/office/drawing/2016/5/11/chartex" xmlns:cx6="http://schemas.microsoft.com/office/drawing/2016/5/12/chartex" xmlns:cx7="http://schemas.microsoft.com/office/drawing/2016/5/13/chartex" xmlns:cx8="http://schemas.microsoft.com/office/drawing/2016/5/14/chartex" xmlns:mc="http://schemas.openxmlformats.org/markup-compatibility/2006" xmlns:aink="http://schemas.microsoft.com/office/drawing/2016/ink" xmlns:am3d="http://schemas.microsoft.com/office/drawing/2017/model3d" xmlns:o="urn:schemas-microsoft-com:office:office" xmlns:oel="http://schemas.microsoft.com/office/2019/extlst" xmlns:r="http://purl.oclc.org/ooxml/officeDocument/relationships" xmlns:m="http://purl.oclc.org/ooxml/officeDocument/math" xmlns:v="urn:schemas-microsoft-com:vml" xmlns:wp14="http://schemas.microsoft.com/office/word/2010/wordprocessingDrawing" xmlns:wp="http://purl.oclc.org/ooxml/drawingml/wordprocessingDrawing" xmlns:w10="urn:schemas-microsoft-com:office:word" xmlns:w="http://purl.oclc.org/ooxml/wordprocessingml/main" xmlns:w14="http://schemas.microsoft.com/office/word/2010/wordml" xmlns:w15="http://schemas.microsoft.com/office/word/2012/wordml" xmlns:w16cex="http://schemas.microsoft.com/office/word/2018/wordml/cex" xmlns:w16cid="http://schemas.microsoft.com/office/word/2016/wordml/cid" xmlns:w16="http://schemas.microsoft.com/office/word/2018/wordml" xmlns:w16du="http://schemas.microsoft.com/office/word/2023/wordml/word16du" xmlns:w16sdtdh="http://schemas.microsoft.com/office/word/2020/wordml/sdtdatahash" xmlns:w16sdtfl="http://schemas.microsoft.com/office/word/2024/wordml/sdtformatlock" xmlns:w16se="http://schemas.microsoft.com/office/word/2015/wordml/symex" xmlns:wpi="http://schemas.microsoft.com/office/word/2010/wordprocessingInk" xmlns:wne="http://schemas.microsoft.com/office/word/2006/wordml" mc:Ignorable="w14 w15 w16se w16cid w16 w16cex w16sdtdh w16sdtfl w16du wne wp14" w:conformance="strict">
   <w:body>
     <w:tbl>
       <w:tblPr>
@@ -48,9 +48,9 @@
                   <wp:wrapNone/>
                   <wp:docPr id="247" name="Picture 1"/>
                   <wp:cNvGraphicFramePr>
-                    <a:graphicFrameLocks xmlns:a="http://schemas.openxmlformats.org/drawingml/2006/main" noChangeAspect="1"/>
+                    <a:graphicFrameLocks xmlns:a="http://purl.oclc.org/ooxml/drawingml/main" noChangeAspect="1"/>
                   </wp:cNvGraphicFramePr>
-                  <a:graphic xmlns:a="http://schemas.openxmlformats.org/drawingml/2006/main">
+                  <a:graphic xmlns:a="http://purl.oclc.org/ooxml/drawingml/main">
                     <a:graphicData uri="http://purl.oclc.org/ooxml/drawingml/picture">
                       <pic:pic xmlns:pic="http://purl.oclc.org/ooxml/drawingml/picture">
                         <pic:nvPicPr>
@@ -118,9 +118,9 @@
                   <wp:wrapNone/>
                   <wp:docPr id="1640886122" name="Line 40"/>
                   <wp:cNvGraphicFramePr>
-                    <a:graphicFrameLocks xmlns:a="http://schemas.openxmlformats.org/drawingml/2006/main"/>
+                    <a:graphicFrameLocks xmlns:a="http://purl.oclc.org/ooxml/drawingml/main"/>
                   </wp:cNvGraphicFramePr>
-                  <a:graphic xmlns:a="http://schemas.openxmlformats.org/drawingml/2006/main">
+                  <a:graphic xmlns:a="http://purl.oclc.org/ooxml/drawingml/main">
                     <a:graphicData uri="http://schemas.microsoft.com/office/word/2010/wordprocessingShape">
                       <wp:wsp>
                         <wp:cNvCnPr>
@@ -482,9 +482,9 @@
             <wp:wrapNone/>
             <wp:docPr id="1355645019" name="Line 10"/>
             <wp:cNvGraphicFramePr>
-              <a:graphicFrameLocks xmlns:a="http://schemas.openxmlformats.org/drawingml/2006/main"/>
+              <a:graphicFrameLocks xmlns:a="http://purl.oclc.org/ooxml/drawingml/main"/>
             </wp:cNvGraphicFramePr>
-            <a:graphic xmlns:a="http://schemas.openxmlformats.org/drawingml/2006/main">
+            <a:graphic xmlns:a="http://purl.oclc.org/ooxml/drawingml/main">
               <a:graphicData uri="http://schemas.microsoft.com/office/word/2010/wordprocessingShape">
                 <wp:wsp>
                   <wp:cNvCnPr>
@@ -620,9 +620,9 @@
             <wp:wrapNone/>
             <wp:docPr id="1994156580" name="Line 12"/>
             <wp:cNvGraphicFramePr>
-              <a:graphicFrameLocks xmlns:a="http://schemas.openxmlformats.org/drawingml/2006/main"/>
+              <a:graphicFrameLocks xmlns:a="http://purl.oclc.org/ooxml/drawingml/main"/>
             </wp:cNvGraphicFramePr>
-            <a:graphic xmlns:a="http://schemas.openxmlformats.org/drawingml/2006/main">
+            <a:graphic xmlns:a="http://purl.oclc.org/ooxml/drawingml/main">
               <a:graphicData uri="http://schemas.microsoft.com/office/word/2010/wordprocessingShape">
                 <wp:wsp>
                   <wp:cNvCnPr>
@@ -687,9 +687,9 @@
             <wp:wrapNone/>
             <wp:docPr id="636464988" name="Line 11"/>
             <wp:cNvGraphicFramePr>
-              <a:graphicFrameLocks xmlns:a="http://schemas.openxmlformats.org/drawingml/2006/main"/>
+              <a:graphicFrameLocks xmlns:a="http://purl.oclc.org/ooxml/drawingml/main"/>
             </wp:cNvGraphicFramePr>
-            <a:graphic xmlns:a="http://schemas.openxmlformats.org/drawingml/2006/main">
+            <a:graphic xmlns:a="http://purl.oclc.org/ooxml/drawingml/main">
               <a:graphicData uri="http://schemas.microsoft.com/office/word/2010/wordprocessingShape">
                 <wp:wsp>
                   <wp:cNvCnPr>
@@ -884,9 +884,9 @@
             <wp:wrapNone/>
             <wp:docPr id="1584164712" name="Line 92"/>
             <wp:cNvGraphicFramePr>
-              <a:graphicFrameLocks xmlns:a="http://schemas.openxmlformats.org/drawingml/2006/main"/>
+              <a:graphicFrameLocks xmlns:a="http://purl.oclc.org/ooxml/drawingml/main"/>
             </wp:cNvGraphicFramePr>
-            <a:graphic xmlns:a="http://schemas.openxmlformats.org/drawingml/2006/main">
+            <a:graphic xmlns:a="http://purl.oclc.org/ooxml/drawingml/main">
               <a:graphicData uri="http://schemas.microsoft.com/office/word/2010/wordprocessingShape">
                 <wp:wsp>
                   <wp:cNvCnPr>
@@ -978,9 +978,9 @@
             <wp:wrapNone/>
             <wp:docPr id="648448127" name="Line 14"/>
             <wp:cNvGraphicFramePr>
-              <a:graphicFrameLocks xmlns:a="http://schemas.openxmlformats.org/drawingml/2006/main"/>
+              <a:graphicFrameLocks xmlns:a="http://purl.oclc.org/ooxml/drawingml/main"/>
             </wp:cNvGraphicFramePr>
-            <a:graphic xmlns:a="http://schemas.openxmlformats.org/drawingml/2006/main">
+            <a:graphic xmlns:a="http://purl.oclc.org/ooxml/drawingml/main">
               <a:graphicData uri="http://schemas.microsoft.com/office/word/2010/wordprocessingShape">
                 <wp:wsp>
                   <wp:cNvCnPr>
@@ -1139,9 +1139,9 @@
             <wp:wrapNone/>
             <wp:docPr id="175823513" name="Line 2"/>
             <wp:cNvGraphicFramePr>
-              <a:graphicFrameLocks xmlns:a="http://schemas.openxmlformats.org/drawingml/2006/main"/>
+              <a:graphicFrameLocks xmlns:a="http://purl.oclc.org/ooxml/drawingml/main"/>
             </wp:cNvGraphicFramePr>
-            <a:graphic xmlns:a="http://schemas.openxmlformats.org/drawingml/2006/main">
+            <a:graphic xmlns:a="http://purl.oclc.org/ooxml/drawingml/main">
               <a:graphicData uri="http://schemas.microsoft.com/office/word/2010/wordprocessingShape">
                 <wp:wsp>
                   <wp:cNvCnPr>
@@ -1267,9 +1267,9 @@
             <wp:wrapNone/>
             <wp:docPr id="2101249654" name="AutoShape 171"/>
             <wp:cNvGraphicFramePr>
-              <a:graphicFrameLocks xmlns:a="http://schemas.openxmlformats.org/drawingml/2006/main"/>
+              <a:graphicFrameLocks xmlns:a="http://purl.oclc.org/ooxml/drawingml/main"/>
             </wp:cNvGraphicFramePr>
-            <a:graphic xmlns:a="http://schemas.openxmlformats.org/drawingml/2006/main">
+            <a:graphic xmlns:a="http://purl.oclc.org/ooxml/drawingml/main">
               <a:graphicData uri="http://schemas.microsoft.com/office/word/2010/wordprocessingShape">
                 <wp:wsp>
                   <wp:cNvSpPr>
@@ -1431,9 +1431,9 @@
             <wp:wrapNone/>
             <wp:docPr id="934179959" name="Line 3"/>
             <wp:cNvGraphicFramePr>
-              <a:graphicFrameLocks xmlns:a="http://schemas.openxmlformats.org/drawingml/2006/main"/>
+              <a:graphicFrameLocks xmlns:a="http://purl.oclc.org/ooxml/drawingml/main"/>
             </wp:cNvGraphicFramePr>
-            <a:graphic xmlns:a="http://schemas.openxmlformats.org/drawingml/2006/main">
+            <a:graphic xmlns:a="http://purl.oclc.org/ooxml/drawingml/main">
               <a:graphicData uri="http://schemas.microsoft.com/office/word/2010/wordprocessingShape">
                 <wp:wsp>
                   <wp:cNvCnPr>
@@ -1570,9 +1570,9 @@
             <wp:wrapNone/>
             <wp:docPr id="1386718637" name="Line 158"/>
             <wp:cNvGraphicFramePr>
-              <a:graphicFrameLocks xmlns:a="http://schemas.openxmlformats.org/drawingml/2006/main"/>
+              <a:graphicFrameLocks xmlns:a="http://purl.oclc.org/ooxml/drawingml/main"/>
             </wp:cNvGraphicFramePr>
-            <a:graphic xmlns:a="http://schemas.openxmlformats.org/drawingml/2006/main">
+            <a:graphic xmlns:a="http://purl.oclc.org/ooxml/drawingml/main">
               <a:graphicData uri="http://schemas.microsoft.com/office/word/2010/wordprocessingShape">
                 <wp:wsp>
                   <wp:cNvCnPr>
@@ -2212,17 +2212,6 @@
       </w:r>
       <w:r>
         <w:rPr>
-          <w:rFonts w:ascii="TH SarabunIT๙" w:hAnsi="TH SarabunIT๙" w:cs="TH SarabunIT๙"/>
-          <w:b/>
-          <w:bCs/>
-          <w:sz w:val="34"/>
-          <w:szCs w:val="34"/>
-          <w:cs/>
-        </w:rPr>
-        <w:tab/>
-      </w:r>
-      <w:r>
-        <w:rPr>
           <w:rFonts w:ascii="TH SarabunIT๙" w:hAnsi="TH SarabunIT๙" w:cs="TH SarabunIT๙" w:hint="cs"/>
           <w:b/>
           <w:bCs/>
@@ -2348,7 +2337,7 @@
 </file>
 
 <file path=word/endnotes.xml><?xml version="1.0" encoding="utf-8"?>
-<w:endnotes xmlns:cx="http://schemas.microsoft.com/office/drawing/2014/chartex" xmlns:cx1="http://schemas.microsoft.com/office/drawing/2015/9/8/chartex" xmlns:cx2="http://schemas.microsoft.com/office/drawing/2015/10/21/chartex" xmlns:cx3="http://schemas.microsoft.com/office/drawing/2016/5/9/chartex" xmlns:cx4="http://schemas.microsoft.com/office/drawing/2016/5/10/chartex" xmlns:cx5="http://schemas.microsoft.com/office/drawing/2016/5/11/chartex" xmlns:cx6="http://schemas.microsoft.com/office/drawing/2016/5/12/chartex" xmlns:cx7="http://schemas.microsoft.com/office/drawing/2016/5/13/chartex" xmlns:cx8="http://schemas.microsoft.com/office/drawing/2016/5/14/chartex" xmlns:mc="http://schemas.openxmlformats.org/markup-compatibility/2006" xmlns:aink="http://schemas.microsoft.com/office/drawing/2016/ink" xmlns:am3d="http://schemas.microsoft.com/office/drawing/2017/model3d" xmlns:o="urn:schemas-microsoft-com:office:office" xmlns:oel="http://schemas.microsoft.com/office/2019/extlst" xmlns:r="http://purl.oclc.org/ooxml/officeDocument/relationships" xmlns:m="http://purl.oclc.org/ooxml/officeDocument/math" xmlns:v="urn:schemas-microsoft-com:vml" xmlns:wp14="http://schemas.microsoft.com/office/word/2010/wordprocessingDrawing" xmlns:wp="http://purl.oclc.org/ooxml/drawingml/wordprocessingDrawing" xmlns:w10="urn:schemas-microsoft-com:office:word" xmlns:w="http://schemas.openxmlformats.org/wordprocessingml/2006/main" xmlns:w14="http://schemas.microsoft.com/office/word/2010/wordml" xmlns:w15="http://schemas.microsoft.com/office/word/2012/wordml" xmlns:w16cex="http://schemas.microsoft.com/office/word/2018/wordml/cex" xmlns:w16cid="http://schemas.microsoft.com/office/word/2016/wordml/cid" xmlns:w16="http://schemas.microsoft.com/office/word/2018/wordml" xmlns:w16du="http://schemas.microsoft.com/office/word/2023/wordml/word16du" xmlns:w16sdtdh="http://schemas.microsoft.com/office/word/2020/wordml/sdtdatahash" xmlns:w16sdtfl="http://schemas.microsoft.com/office/word/2024/wordml/sdtformatlock" xmlns:w16se="http://schemas.microsoft.com/office/word/2015/wordml/symex" xmlns:wpi="http://schemas.microsoft.com/office/word/2010/wordprocessingInk" xmlns:wne="http://schemas.microsoft.com/office/word/2006/wordml" mc:Ignorable="w14 w15 w16se w16cid w16 w16cex w16sdtdh w16sdtfl w16du wne wp14">
+<w:endnotes xmlns:cx="http://schemas.microsoft.com/office/drawing/2014/chartex" xmlns:cx1="http://schemas.microsoft.com/office/drawing/2015/9/8/chartex" xmlns:cx2="http://schemas.microsoft.com/office/drawing/2015/10/21/chartex" xmlns:cx3="http://schemas.microsoft.com/office/drawing/2016/5/9/chartex" xmlns:cx4="http://schemas.microsoft.com/office/drawing/2016/5/10/chartex" xmlns:cx5="http://schemas.microsoft.com/office/drawing/2016/5/11/chartex" xmlns:cx6="http://schemas.microsoft.com/office/drawing/2016/5/12/chartex" xmlns:cx7="http://schemas.microsoft.com/office/drawing/2016/5/13/chartex" xmlns:cx8="http://schemas.microsoft.com/office/drawing/2016/5/14/chartex" xmlns:mc="http://schemas.openxmlformats.org/markup-compatibility/2006" xmlns:aink="http://schemas.microsoft.com/office/drawing/2016/ink" xmlns:am3d="http://schemas.microsoft.com/office/drawing/2017/model3d" xmlns:o="urn:schemas-microsoft-com:office:office" xmlns:oel="http://schemas.microsoft.com/office/2019/extlst" xmlns:r="http://purl.oclc.org/ooxml/officeDocument/relationships" xmlns:m="http://purl.oclc.org/ooxml/officeDocument/math" xmlns:v="urn:schemas-microsoft-com:vml" xmlns:wp14="http://schemas.microsoft.com/office/word/2010/wordprocessingDrawing" xmlns:wp="http://purl.oclc.org/ooxml/drawingml/wordprocessingDrawing" xmlns:w10="urn:schemas-microsoft-com:office:word" xmlns:w="http://purl.oclc.org/ooxml/wordprocessingml/main" xmlns:w14="http://schemas.microsoft.com/office/word/2010/wordml" xmlns:w15="http://schemas.microsoft.com/office/word/2012/wordml" xmlns:w16cex="http://schemas.microsoft.com/office/word/2018/wordml/cex" xmlns:w16cid="http://schemas.microsoft.com/office/word/2016/wordml/cid" xmlns:w16="http://schemas.microsoft.com/office/word/2018/wordml" xmlns:w16du="http://schemas.microsoft.com/office/word/2023/wordml/word16du" xmlns:w16sdtdh="http://schemas.microsoft.com/office/word/2020/wordml/sdtdatahash" xmlns:w16sdtfl="http://schemas.microsoft.com/office/word/2024/wordml/sdtformatlock" xmlns:w16se="http://schemas.microsoft.com/office/word/2015/wordml/symex" xmlns:wpi="http://schemas.microsoft.com/office/word/2010/wordprocessingInk" xmlns:wne="http://schemas.microsoft.com/office/word/2006/wordml" mc:Ignorable="w14 w15 w16se w16cid w16 w16cex w16sdtdh w16sdtfl w16du wne wp14">
   <w:endnote w:type="separator" w:id="-1">
     <w:p>
       <w:r>
@@ -2367,7 +2356,7 @@
 </file>
 
 <file path=word/footnotes.xml><?xml version="1.0" encoding="utf-8"?>
-<w:footnotes xmlns:cx="http://schemas.microsoft.com/office/drawing/2014/chartex" xmlns:cx1="http://schemas.microsoft.com/office/drawing/2015/9/8/chartex" xmlns:cx2="http://schemas.microsoft.com/office/drawing/2015/10/21/chartex" xmlns:cx3="http://schemas.microsoft.com/office/drawing/2016/5/9/chartex" xmlns:cx4="http://schemas.microsoft.com/office/drawing/2016/5/10/chartex" xmlns:cx5="http://schemas.microsoft.com/office/drawing/2016/5/11/chartex" xmlns:cx6="http://schemas.microsoft.com/office/drawing/2016/5/12/chartex" xmlns:cx7="http://schemas.microsoft.com/office/drawing/2016/5/13/chartex" xmlns:cx8="http://schemas.microsoft.com/office/drawing/2016/5/14/chartex" xmlns:mc="http://schemas.openxmlformats.org/markup-compatibility/2006" xmlns:aink="http://schemas.microsoft.com/office/drawing/2016/ink" xmlns:am3d="http://schemas.microsoft.com/office/drawing/2017/model3d" xmlns:o="urn:schemas-microsoft-com:office:office" xmlns:oel="http://schemas.microsoft.com/office/2019/extlst" xmlns:r="http://purl.oclc.org/ooxml/officeDocument/relationships" xmlns:m="http://purl.oclc.org/ooxml/officeDocument/math" xmlns:v="urn:schemas-microsoft-com:vml" xmlns:wp14="http://schemas.microsoft.com/office/word/2010/wordprocessingDrawing" xmlns:wp="http://purl.oclc.org/ooxml/drawingml/wordprocessingDrawing" xmlns:w10="urn:schemas-microsoft-com:office:word" xmlns:w="http://schemas.openxmlformats.org/wordprocessingml/2006/main" xmlns:w14="http://schemas.microsoft.com/office/word/2010/wordml" xmlns:w15="http://schemas.microsoft.com/office/word/2012/wordml" xmlns:w16cex="http://schemas.microsoft.com/office/word/2018/wordml/cex" xmlns:w16cid="http://schemas.microsoft.com/office/word/2016/wordml/cid" xmlns:w16="http://schemas.microsoft.com/office/word/2018/wordml" xmlns:w16du="http://schemas.microsoft.com/office/word/2023/wordml/word16du" xmlns:w16sdtdh="http://schemas.microsoft.com/office/word/2020/wordml/sdtdatahash" xmlns:w16sdtfl="http://schemas.microsoft.com/office/word/2024/wordml/sdtformatlock" xmlns:w16se="http://schemas.microsoft.com/office/word/2015/wordml/symex" xmlns:wpi="http://schemas.microsoft.com/office/word/2010/wordprocessingInk" xmlns:wne="http://schemas.microsoft.com/office/word/2006/wordml" mc:Ignorable="w14 w15 w16se w16cid w16 w16cex w16sdtdh w16sdtfl w16du wne wp14">
+<w:footnotes xmlns:cx="http://schemas.microsoft.com/office/drawing/2014/chartex" xmlns:cx1="http://schemas.microsoft.com/office/drawing/2015/9/8/chartex" xmlns:cx2="http://schemas.microsoft.com/office/drawing/2015/10/21/chartex" xmlns:cx3="http://schemas.microsoft.com/office/drawing/2016/5/9/chartex" xmlns:cx4="http://schemas.microsoft.com/office/drawing/2016/5/10/chartex" xmlns:cx5="http://schemas.microsoft.com/office/drawing/2016/5/11/chartex" xmlns:cx6="http://schemas.microsoft.com/office/drawing/2016/5/12/chartex" xmlns:cx7="http://schemas.microsoft.com/office/drawing/2016/5/13/chartex" xmlns:cx8="http://schemas.microsoft.com/office/drawing/2016/5/14/chartex" xmlns:mc="http://schemas.openxmlformats.org/markup-compatibility/2006" xmlns:aink="http://schemas.microsoft.com/office/drawing/2016/ink" xmlns:am3d="http://schemas.microsoft.com/office/drawing/2017/model3d" xmlns:o="urn:schemas-microsoft-com:office:office" xmlns:oel="http://schemas.microsoft.com/office/2019/extlst" xmlns:r="http://purl.oclc.org/ooxml/officeDocument/relationships" xmlns:m="http://purl.oclc.org/ooxml/officeDocument/math" xmlns:v="urn:schemas-microsoft-com:vml" xmlns:wp14="http://schemas.microsoft.com/office/word/2010/wordprocessingDrawing" xmlns:wp="http://purl.oclc.org/ooxml/drawingml/wordprocessingDrawing" xmlns:w10="urn:schemas-microsoft-com:office:word" xmlns:w="http://purl.oclc.org/ooxml/wordprocessingml/main" xmlns:w14="http://schemas.microsoft.com/office/word/2010/wordml" xmlns:w15="http://schemas.microsoft.com/office/word/2012/wordml" xmlns:w16cex="http://schemas.microsoft.com/office/word/2018/wordml/cex" xmlns:w16cid="http://schemas.microsoft.com/office/word/2016/wordml/cid" xmlns:w16="http://schemas.microsoft.com/office/word/2018/wordml" xmlns:w16du="http://schemas.microsoft.com/office/word/2023/wordml/word16du" xmlns:w16sdtdh="http://schemas.microsoft.com/office/word/2020/wordml/sdtdatahash" xmlns:w16sdtfl="http://schemas.microsoft.com/office/word/2024/wordml/sdtformatlock" xmlns:w16se="http://schemas.microsoft.com/office/word/2015/wordml/symex" xmlns:wpi="http://schemas.microsoft.com/office/word/2010/wordprocessingInk" xmlns:wne="http://schemas.microsoft.com/office/word/2006/wordml" mc:Ignorable="w14 w15 w16se w16cid w16 w16cex w16sdtdh w16sdtfl w16du wne wp14">
   <w:footnote w:type="separator" w:id="-1">
     <w:p>
       <w:r>
@@ -2386,7 +2375,7 @@
 </file>
 
 <file path=word/styles.xml><?xml version="1.0" encoding="utf-8"?>
-<w:styles xmlns:mc="http://schemas.openxmlformats.org/markup-compatibility/2006" xmlns:r="http://purl.oclc.org/ooxml/officeDocument/relationships" xmlns:w="http://schemas.openxmlformats.org/wordprocessingml/2006/main" xmlns:w14="http://schemas.microsoft.com/office/word/2010/wordml" xmlns:w15="http://schemas.microsoft.com/office/word/2012/wordml" xmlns:w16cex="http://schemas.microsoft.com/office/word/2018/wordml/cex" xmlns:w16cid="http://schemas.microsoft.com/office/word/2016/wordml/cid" xmlns:w16="http://schemas.microsoft.com/office/word/2018/wordml" xmlns:w16du="http://schemas.microsoft.com/office/word/2023/wordml/word16du" xmlns:w16sdtdh="http://schemas.microsoft.com/office/word/2020/wordml/sdtdatahash" xmlns:w16sdtfl="http://schemas.microsoft.com/office/word/2024/wordml/sdtformatlock" xmlns:w16se="http://schemas.microsoft.com/office/word/2015/wordml/symex" mc:Ignorable="w14 w15 w16se w16cid w16 w16cex w16sdtdh w16sdtfl w16du">
+<w:styles xmlns:mc="http://schemas.openxmlformats.org/markup-compatibility/2006" xmlns:r="http://purl.oclc.org/ooxml/officeDocument/relationships" xmlns:w="http://purl.oclc.org/ooxml/wordprocessingml/main" xmlns:w14="http://schemas.microsoft.com/office/word/2010/wordml" xmlns:w15="http://schemas.microsoft.com/office/word/2012/wordml" xmlns:w16cex="http://schemas.microsoft.com/office/word/2018/wordml/cex" xmlns:w16cid="http://schemas.microsoft.com/office/word/2016/wordml/cid" xmlns:w16="http://schemas.microsoft.com/office/word/2018/wordml" xmlns:w16du="http://schemas.microsoft.com/office/word/2023/wordml/word16du" xmlns:w16sdtdh="http://schemas.microsoft.com/office/word/2020/wordml/sdtdatahash" xmlns:w16sdtfl="http://schemas.microsoft.com/office/word/2024/wordml/sdtformatlock" xmlns:w16se="http://schemas.microsoft.com/office/word/2015/wordml/symex" mc:Ignorable="w14 w15 w16se w16cid w16 w16cex w16sdtdh w16sdtfl w16du">
   <w:docDefaults>
     <w:rPrDefault>
       <w:rPr>
@@ -2890,7 +2879,7 @@
 </file>
 
 <file path=word/theme/theme1.xml><?xml version="1.0" encoding="utf-8"?>
-<a:theme xmlns:a="http://schemas.openxmlformats.org/drawingml/2006/main" name="Office Theme">
+<a:theme xmlns:a="http://purl.oclc.org/ooxml/drawingml/main" name="Office Theme">
   <a:themeElements>
     <a:clrScheme name="Office">
       <a:dk1>

--- a/dist/CODS/_internal/templates/รายงานกระบวนพิจารณา.docx
+++ b/dist/CODS/_internal/templates/รายงานกระบวนพิจารณา.docx
@@ -1779,23 +1779,6 @@
           <w:rFonts w:ascii="TH SarabunIT๙" w:hAnsi="TH SarabunIT๙" w:cs="TH SarabunIT๙"/>
           <w:sz w:val="34"/>
           <w:szCs w:val="34"/>
-          <w:cs/>
-        </w:rPr>
-        <w:t>นัด</w:t>
-      </w:r>
-      <w:r>
-        <w:rPr>
-          <w:rFonts w:ascii="TH SarabunIT๙" w:hAnsi="TH SarabunIT๙" w:cs="TH SarabunIT๙"/>
-          <w:sz w:val="34"/>
-          <w:szCs w:val="34"/>
-        </w:rPr>
-        <w:t xml:space="preserve"> </w:t>
-      </w:r>
-      <w:r>
-        <w:rPr>
-          <w:rFonts w:ascii="TH SarabunIT๙" w:hAnsi="TH SarabunIT๙" w:cs="TH SarabunIT๙"/>
-          <w:sz w:val="34"/>
-          <w:szCs w:val="34"/>
         </w:rPr>
         <w:t>{{</w:t>
       </w:r>
@@ -2070,13 +2053,13 @@
         <w:spacing w:before="0pt" w:beforeAutospacing="0" w:afterAutospacing="0"/>
         <w:jc w:val="center"/>
         <w:rPr>
-          <w:rFonts w:ascii="TH SarabunIT๙" w:hAnsi="TH SarabunIT๙" w:cs="TH SarabunIT๙" w:hint="cs"/>
+          <w:rFonts w:ascii="TH SarabunIT๙" w:hAnsi="TH SarabunIT๙" w:cs="TH SarabunIT๙"/>
           <w:sz w:val="34"/>
           <w:szCs w:val="34"/>
         </w:rPr>
       </w:pPr>
-      <w:bookmarkStart w:id="1" w:name="_Hlk240276533"/>
-      <w:bookmarkStart w:id="2" w:name="_Hlk144712025"/>
+      <w:bookmarkStart w:id="1" w:name="_Hlk144712025"/>
+      <w:bookmarkStart w:id="2" w:name="_Hlk240276533"/>
       <w:r>
         <w:rPr>
           <w:rFonts w:ascii="TH SarabunIT๙" w:hAnsi="TH SarabunIT๙" w:cs="TH SarabunIT๙"/>
@@ -2132,7 +2115,7 @@
         </w:rPr>
         <w:t>)</w:t>
       </w:r>
-      <w:bookmarkEnd w:id="2"/>
+      <w:bookmarkEnd w:id="1"/>
       <w:r>
         <w:rPr>
           <w:rFonts w:ascii="TH SarabunIT๙" w:hAnsi="TH SarabunIT๙" w:cs="TH SarabunIT๙"/>
@@ -2233,7 +2216,7 @@
         <w:t>บันทึก/อ่าน</w:t>
       </w:r>
     </w:p>
-    <w:bookmarkEnd w:id="1"/>
+    <w:bookmarkEnd w:id="2"/>
     <w:p>
       <w:pPr>
         <w:pStyle w:val="NormalWeb"/>
